--- a/docs/ATEC-System-Standard-Operating-Procedure.docx
+++ b/docs/ATEC-System-Standard-Operating-Procedure.docx
@@ -15,7 +15,7 @@
         <w:drawing>
           <wp:inline xmlns:a="http://schemas.openxmlformats.org/drawingml/2006/main" xmlns:pic="http://schemas.openxmlformats.org/drawingml/2006/picture">
             <wp:extent cx="1508760" cy="1005840"/>
-            <wp:docPr id="1" name="Picture 1"/>
+            <wp:docPr id="1" name="Picture 1" descr="Image: image1.png"/>
             <wp:cNvGraphicFramePr>
               <a:graphicFrameLocks noChangeAspect="1"/>
             </wp:cNvGraphicFramePr>
